--- a/Mid Defence.docx
+++ b/Mid Defence.docx
@@ -400,7 +400,7 @@
         <w:pStyle w:val="2"/>
         <w:ind w:left="0" w:right="0"/>
       </w:pPr>
-      <w:bookmarkStart w:id="0" w:name="_Toc691"/>
+      <w:bookmarkStart w:id="0" w:name="_Toc25330"/>
       <w:r>
         <w:t>ABSTRACT</w:t>
       </w:r>
@@ -627,7 +627,7 @@
             <w:fldChar w:fldCharType="begin"/>
           </w:r>
           <w:r>
-            <w:instrText xml:space="preserve"> HYPERLINK \l _Toc691 </w:instrText>
+            <w:instrText xml:space="preserve"> HYPERLINK \l _Toc25330 </w:instrText>
           </w:r>
           <w:r>
             <w:fldChar w:fldCharType="separate"/>
@@ -642,7 +642,7 @@
             <w:fldChar w:fldCharType="begin"/>
           </w:r>
           <w:r>
-            <w:instrText xml:space="preserve"> PAGEREF _Toc691 \h </w:instrText>
+            <w:instrText xml:space="preserve"> PAGEREF _Toc25330 \h </w:instrText>
           </w:r>
           <w:r>
             <w:fldChar w:fldCharType="separate"/>
@@ -674,7 +674,7 @@
             <w:rPr>
               <w:bCs/>
             </w:rPr>
-            <w:instrText xml:space="preserve"> HYPERLINK \l _Toc24608 </w:instrText>
+            <w:instrText xml:space="preserve"> HYPERLINK \l _Toc28424 </w:instrText>
           </w:r>
           <w:r>
             <w:rPr>
@@ -708,7 +708,7 @@
             <w:fldChar w:fldCharType="begin"/>
           </w:r>
           <w:r>
-            <w:instrText xml:space="preserve"> PAGEREF _Toc24608 \h </w:instrText>
+            <w:instrText xml:space="preserve"> PAGEREF _Toc28424 \h </w:instrText>
           </w:r>
           <w:r>
             <w:fldChar w:fldCharType="separate"/>
@@ -743,7 +743,7 @@
             <w:rPr>
               <w:bCs/>
             </w:rPr>
-            <w:instrText xml:space="preserve"> HYPERLINK \l _Toc15647 </w:instrText>
+            <w:instrText xml:space="preserve"> HYPERLINK \l _Toc17208 </w:instrText>
           </w:r>
           <w:r>
             <w:rPr>
@@ -777,7 +777,7 @@
             <w:fldChar w:fldCharType="begin"/>
           </w:r>
           <w:r>
-            <w:instrText xml:space="preserve"> PAGEREF _Toc15647 \h </w:instrText>
+            <w:instrText xml:space="preserve"> PAGEREF _Toc17208 \h </w:instrText>
           </w:r>
           <w:r>
             <w:fldChar w:fldCharType="separate"/>
@@ -812,7 +812,7 @@
             <w:rPr>
               <w:bCs/>
             </w:rPr>
-            <w:instrText xml:space="preserve"> HYPERLINK \l _Toc21498 </w:instrText>
+            <w:instrText xml:space="preserve"> HYPERLINK \l _Toc25600 </w:instrText>
           </w:r>
           <w:r>
             <w:rPr>
@@ -833,7 +833,7 @@
             <w:fldChar w:fldCharType="begin"/>
           </w:r>
           <w:r>
-            <w:instrText xml:space="preserve"> PAGEREF _Toc21498 \h </w:instrText>
+            <w:instrText xml:space="preserve"> PAGEREF _Toc25600 \h </w:instrText>
           </w:r>
           <w:r>
             <w:fldChar w:fldCharType="separate"/>
@@ -868,7 +868,7 @@
             <w:rPr>
               <w:bCs/>
             </w:rPr>
-            <w:instrText xml:space="preserve"> HYPERLINK \l _Toc7374 </w:instrText>
+            <w:instrText xml:space="preserve"> HYPERLINK \l _Toc21898 </w:instrText>
           </w:r>
           <w:r>
             <w:rPr>
@@ -886,7 +886,7 @@
             <w:fldChar w:fldCharType="begin"/>
           </w:r>
           <w:r>
-            <w:instrText xml:space="preserve"> PAGEREF _Toc7374 \h </w:instrText>
+            <w:instrText xml:space="preserve"> PAGEREF _Toc21898 \h </w:instrText>
           </w:r>
           <w:r>
             <w:fldChar w:fldCharType="separate"/>
@@ -921,7 +921,7 @@
             <w:rPr>
               <w:bCs/>
             </w:rPr>
-            <w:instrText xml:space="preserve"> HYPERLINK \l _Toc5460 </w:instrText>
+            <w:instrText xml:space="preserve"> HYPERLINK \l _Toc16762 </w:instrText>
           </w:r>
           <w:r>
             <w:rPr>
@@ -939,7 +939,7 @@
             <w:fldChar w:fldCharType="begin"/>
           </w:r>
           <w:r>
-            <w:instrText xml:space="preserve"> PAGEREF _Toc5460 \h </w:instrText>
+            <w:instrText xml:space="preserve"> PAGEREF _Toc16762 \h </w:instrText>
           </w:r>
           <w:r>
             <w:fldChar w:fldCharType="separate"/>
@@ -974,7 +974,7 @@
             <w:rPr>
               <w:bCs/>
             </w:rPr>
-            <w:instrText xml:space="preserve"> HYPERLINK \l _Toc304 </w:instrText>
+            <w:instrText xml:space="preserve"> HYPERLINK \l _Toc18292 </w:instrText>
           </w:r>
           <w:r>
             <w:rPr>
@@ -1001,7 +1001,7 @@
             <w:fldChar w:fldCharType="begin"/>
           </w:r>
           <w:r>
-            <w:instrText xml:space="preserve"> PAGEREF _Toc304 \h </w:instrText>
+            <w:instrText xml:space="preserve"> PAGEREF _Toc18292 \h </w:instrText>
           </w:r>
           <w:r>
             <w:fldChar w:fldCharType="separate"/>
@@ -1036,7 +1036,7 @@
             <w:rPr>
               <w:bCs/>
             </w:rPr>
-            <w:instrText xml:space="preserve"> HYPERLINK \l _Toc4611 </w:instrText>
+            <w:instrText xml:space="preserve"> HYPERLINK \l _Toc30165 </w:instrText>
           </w:r>
           <w:r>
             <w:rPr>
@@ -1063,7 +1063,7 @@
             <w:fldChar w:fldCharType="begin"/>
           </w:r>
           <w:r>
-            <w:instrText xml:space="preserve"> PAGEREF _Toc4611 \h </w:instrText>
+            <w:instrText xml:space="preserve"> PAGEREF _Toc30165 \h </w:instrText>
           </w:r>
           <w:r>
             <w:fldChar w:fldCharType="separate"/>
@@ -1098,7 +1098,7 @@
             <w:rPr>
               <w:bCs/>
             </w:rPr>
-            <w:instrText xml:space="preserve"> HYPERLINK \l _Toc9282 </w:instrText>
+            <w:instrText xml:space="preserve"> HYPERLINK \l _Toc4283 </w:instrText>
           </w:r>
           <w:r>
             <w:rPr>
@@ -1125,7 +1125,7 @@
             <w:fldChar w:fldCharType="begin"/>
           </w:r>
           <w:r>
-            <w:instrText xml:space="preserve"> PAGEREF _Toc9282 \h </w:instrText>
+            <w:instrText xml:space="preserve"> PAGEREF _Toc4283 \h </w:instrText>
           </w:r>
           <w:r>
             <w:fldChar w:fldCharType="separate"/>
@@ -1160,7 +1160,7 @@
             <w:rPr>
               <w:bCs/>
             </w:rPr>
-            <w:instrText xml:space="preserve"> HYPERLINK \l _Toc6540 </w:instrText>
+            <w:instrText xml:space="preserve"> HYPERLINK \l _Toc22813 </w:instrText>
           </w:r>
           <w:r>
             <w:rPr>
@@ -1187,7 +1187,7 @@
             <w:fldChar w:fldCharType="begin"/>
           </w:r>
           <w:r>
-            <w:instrText xml:space="preserve"> PAGEREF _Toc6540 \h </w:instrText>
+            <w:instrText xml:space="preserve"> PAGEREF _Toc22813 \h </w:instrText>
           </w:r>
           <w:r>
             <w:fldChar w:fldCharType="separate"/>
@@ -1222,7 +1222,7 @@
             <w:rPr>
               <w:bCs/>
             </w:rPr>
-            <w:instrText xml:space="preserve"> HYPERLINK \l _Toc1806 </w:instrText>
+            <w:instrText xml:space="preserve"> HYPERLINK \l _Toc21287 </w:instrText>
           </w:r>
           <w:r>
             <w:rPr>
@@ -1240,7 +1240,7 @@
             <w:fldChar w:fldCharType="begin"/>
           </w:r>
           <w:r>
-            <w:instrText xml:space="preserve"> PAGEREF _Toc1806 \h </w:instrText>
+            <w:instrText xml:space="preserve"> PAGEREF _Toc21287 \h </w:instrText>
           </w:r>
           <w:r>
             <w:fldChar w:fldCharType="separate"/>
@@ -1275,7 +1275,7 @@
             <w:rPr>
               <w:bCs/>
             </w:rPr>
-            <w:instrText xml:space="preserve"> HYPERLINK \l _Toc8729 </w:instrText>
+            <w:instrText xml:space="preserve"> HYPERLINK \l _Toc20516 </w:instrText>
           </w:r>
           <w:r>
             <w:rPr>
@@ -1293,7 +1293,7 @@
             <w:fldChar w:fldCharType="begin"/>
           </w:r>
           <w:r>
-            <w:instrText xml:space="preserve"> PAGEREF _Toc8729 \h </w:instrText>
+            <w:instrText xml:space="preserve"> PAGEREF _Toc20516 \h </w:instrText>
           </w:r>
           <w:r>
             <w:fldChar w:fldCharType="separate"/>
@@ -1328,7 +1328,7 @@
             <w:rPr>
               <w:bCs/>
             </w:rPr>
-            <w:instrText xml:space="preserve"> HYPERLINK \l _Toc816 </w:instrText>
+            <w:instrText xml:space="preserve"> HYPERLINK \l _Toc10698 </w:instrText>
           </w:r>
           <w:r>
             <w:rPr>
@@ -1346,7 +1346,7 @@
             <w:fldChar w:fldCharType="begin"/>
           </w:r>
           <w:r>
-            <w:instrText xml:space="preserve"> PAGEREF _Toc816 \h </w:instrText>
+            <w:instrText xml:space="preserve"> PAGEREF _Toc10698 \h </w:instrText>
           </w:r>
           <w:r>
             <w:fldChar w:fldCharType="separate"/>
@@ -1381,7 +1381,7 @@
             <w:rPr>
               <w:bCs/>
             </w:rPr>
-            <w:instrText xml:space="preserve"> HYPERLINK \l _Toc29298 </w:instrText>
+            <w:instrText xml:space="preserve"> HYPERLINK \l _Toc13619 </w:instrText>
           </w:r>
           <w:r>
             <w:rPr>
@@ -1408,7 +1408,7 @@
             <w:fldChar w:fldCharType="begin"/>
           </w:r>
           <w:r>
-            <w:instrText xml:space="preserve"> PAGEREF _Toc29298 \h </w:instrText>
+            <w:instrText xml:space="preserve"> PAGEREF _Toc13619 \h </w:instrText>
           </w:r>
           <w:r>
             <w:fldChar w:fldCharType="separate"/>
@@ -1443,7 +1443,7 @@
             <w:rPr>
               <w:bCs/>
             </w:rPr>
-            <w:instrText xml:space="preserve"> HYPERLINK \l _Toc12681 </w:instrText>
+            <w:instrText xml:space="preserve"> HYPERLINK \l _Toc27484 </w:instrText>
           </w:r>
           <w:r>
             <w:rPr>
@@ -1461,7 +1461,7 @@
             <w:fldChar w:fldCharType="begin"/>
           </w:r>
           <w:r>
-            <w:instrText xml:space="preserve"> PAGEREF _Toc12681 \h </w:instrText>
+            <w:instrText xml:space="preserve"> PAGEREF _Toc27484 \h </w:instrText>
           </w:r>
           <w:r>
             <w:fldChar w:fldCharType="separate"/>
@@ -1496,7 +1496,7 @@
             <w:rPr>
               <w:bCs/>
             </w:rPr>
-            <w:instrText xml:space="preserve"> HYPERLINK \l _Toc16477 </w:instrText>
+            <w:instrText xml:space="preserve"> HYPERLINK \l _Toc7014 </w:instrText>
           </w:r>
           <w:r>
             <w:rPr>
@@ -1514,7 +1514,7 @@
             <w:fldChar w:fldCharType="begin"/>
           </w:r>
           <w:r>
-            <w:instrText xml:space="preserve"> PAGEREF _Toc16477 \h </w:instrText>
+            <w:instrText xml:space="preserve"> PAGEREF _Toc7014 \h </w:instrText>
           </w:r>
           <w:r>
             <w:fldChar w:fldCharType="separate"/>
@@ -1549,7 +1549,7 @@
             <w:rPr>
               <w:bCs/>
             </w:rPr>
-            <w:instrText xml:space="preserve"> HYPERLINK \l _Toc6023 </w:instrText>
+            <w:instrText xml:space="preserve"> HYPERLINK \l _Toc16549 </w:instrText>
           </w:r>
           <w:r>
             <w:rPr>
@@ -1567,7 +1567,7 @@
             <w:fldChar w:fldCharType="begin"/>
           </w:r>
           <w:r>
-            <w:instrText xml:space="preserve"> PAGEREF _Toc6023 \h </w:instrText>
+            <w:instrText xml:space="preserve"> PAGEREF _Toc16549 \h </w:instrText>
           </w:r>
           <w:r>
             <w:fldChar w:fldCharType="separate"/>
@@ -1602,7 +1602,7 @@
             <w:rPr>
               <w:bCs/>
             </w:rPr>
-            <w:instrText xml:space="preserve"> HYPERLINK \l _Toc3914 </w:instrText>
+            <w:instrText xml:space="preserve"> HYPERLINK \l _Toc27137 </w:instrText>
           </w:r>
           <w:r>
             <w:rPr>
@@ -1629,7 +1629,7 @@
             <w:fldChar w:fldCharType="begin"/>
           </w:r>
           <w:r>
-            <w:instrText xml:space="preserve"> PAGEREF _Toc3914 \h </w:instrText>
+            <w:instrText xml:space="preserve"> PAGEREF _Toc27137 \h </w:instrText>
           </w:r>
           <w:r>
             <w:fldChar w:fldCharType="separate"/>
@@ -1664,7 +1664,7 @@
             <w:rPr>
               <w:bCs/>
             </w:rPr>
-            <w:instrText xml:space="preserve"> HYPERLINK \l _Toc22441 </w:instrText>
+            <w:instrText xml:space="preserve"> HYPERLINK \l _Toc14094 </w:instrText>
           </w:r>
           <w:r>
             <w:rPr>
@@ -1691,7 +1691,7 @@
             <w:fldChar w:fldCharType="begin"/>
           </w:r>
           <w:r>
-            <w:instrText xml:space="preserve"> PAGEREF _Toc22441 \h </w:instrText>
+            <w:instrText xml:space="preserve"> PAGEREF _Toc14094 \h </w:instrText>
           </w:r>
           <w:r>
             <w:fldChar w:fldCharType="separate"/>
@@ -1726,7 +1726,7 @@
             <w:rPr>
               <w:bCs/>
             </w:rPr>
-            <w:instrText xml:space="preserve"> HYPERLINK \l _Toc14664 </w:instrText>
+            <w:instrText xml:space="preserve"> HYPERLINK \l _Toc30518 </w:instrText>
           </w:r>
           <w:r>
             <w:rPr>
@@ -1744,7 +1744,7 @@
             <w:fldChar w:fldCharType="begin"/>
           </w:r>
           <w:r>
-            <w:instrText xml:space="preserve"> PAGEREF _Toc14664 \h </w:instrText>
+            <w:instrText xml:space="preserve"> PAGEREF _Toc30518 \h </w:instrText>
           </w:r>
           <w:r>
             <w:fldChar w:fldCharType="separate"/>
@@ -1779,7 +1779,7 @@
             <w:rPr>
               <w:bCs/>
             </w:rPr>
-            <w:instrText xml:space="preserve"> HYPERLINK \l _Toc18216 </w:instrText>
+            <w:instrText xml:space="preserve"> HYPERLINK \l _Toc30920 </w:instrText>
           </w:r>
           <w:r>
             <w:rPr>
@@ -1797,7 +1797,7 @@
             <w:fldChar w:fldCharType="begin"/>
           </w:r>
           <w:r>
-            <w:instrText xml:space="preserve"> PAGEREF _Toc18216 \h </w:instrText>
+            <w:instrText xml:space="preserve"> PAGEREF _Toc30920 \h </w:instrText>
           </w:r>
           <w:r>
             <w:fldChar w:fldCharType="separate"/>
@@ -1832,7 +1832,7 @@
             <w:rPr>
               <w:bCs/>
             </w:rPr>
-            <w:instrText xml:space="preserve"> HYPERLINK \l _Toc7299 </w:instrText>
+            <w:instrText xml:space="preserve"> HYPERLINK \l _Toc17961 </w:instrText>
           </w:r>
           <w:r>
             <w:rPr>
@@ -1850,7 +1850,7 @@
             <w:fldChar w:fldCharType="begin"/>
           </w:r>
           <w:r>
-            <w:instrText xml:space="preserve"> PAGEREF _Toc7299 \h </w:instrText>
+            <w:instrText xml:space="preserve"> PAGEREF _Toc17961 \h </w:instrText>
           </w:r>
           <w:r>
             <w:fldChar w:fldCharType="separate"/>
@@ -1885,7 +1885,7 @@
             <w:rPr>
               <w:bCs/>
             </w:rPr>
-            <w:instrText xml:space="preserve"> HYPERLINK \l _Toc6640 </w:instrText>
+            <w:instrText xml:space="preserve"> HYPERLINK \l _Toc24368 </w:instrText>
           </w:r>
           <w:r>
             <w:rPr>
@@ -1903,7 +1903,7 @@
             <w:fldChar w:fldCharType="begin"/>
           </w:r>
           <w:r>
-            <w:instrText xml:space="preserve"> PAGEREF _Toc6640 \h </w:instrText>
+            <w:instrText xml:space="preserve"> PAGEREF _Toc24368 \h </w:instrText>
           </w:r>
           <w:r>
             <w:fldChar w:fldCharType="separate"/>
@@ -1938,7 +1938,7 @@
             <w:rPr>
               <w:bCs/>
             </w:rPr>
-            <w:instrText xml:space="preserve"> HYPERLINK \l _Toc31203 </w:instrText>
+            <w:instrText xml:space="preserve"> HYPERLINK \l _Toc27210 </w:instrText>
           </w:r>
           <w:r>
             <w:rPr>
@@ -1956,7 +1956,7 @@
             <w:fldChar w:fldCharType="begin"/>
           </w:r>
           <w:r>
-            <w:instrText xml:space="preserve"> PAGEREF _Toc31203 \h </w:instrText>
+            <w:instrText xml:space="preserve"> PAGEREF _Toc27210 \h </w:instrText>
           </w:r>
           <w:r>
             <w:fldChar w:fldCharType="separate"/>
@@ -1991,7 +1991,7 @@
             <w:rPr>
               <w:bCs/>
             </w:rPr>
-            <w:instrText xml:space="preserve"> HYPERLINK \l _Toc8008 </w:instrText>
+            <w:instrText xml:space="preserve"> HYPERLINK \l _Toc31069 </w:instrText>
           </w:r>
           <w:r>
             <w:rPr>
@@ -2009,7 +2009,7 @@
             <w:fldChar w:fldCharType="begin"/>
           </w:r>
           <w:r>
-            <w:instrText xml:space="preserve"> PAGEREF _Toc8008 \h </w:instrText>
+            <w:instrText xml:space="preserve"> PAGEREF _Toc31069 \h </w:instrText>
           </w:r>
           <w:r>
             <w:fldChar w:fldCharType="separate"/>
@@ -2044,7 +2044,7 @@
             <w:rPr>
               <w:bCs/>
             </w:rPr>
-            <w:instrText xml:space="preserve"> HYPERLINK \l _Toc13707 </w:instrText>
+            <w:instrText xml:space="preserve"> HYPERLINK \l _Toc25139 </w:instrText>
           </w:r>
           <w:r>
             <w:rPr>
@@ -2062,7 +2062,7 @@
             <w:fldChar w:fldCharType="begin"/>
           </w:r>
           <w:r>
-            <w:instrText xml:space="preserve"> PAGEREF _Toc13707 \h </w:instrText>
+            <w:instrText xml:space="preserve"> PAGEREF _Toc25139 \h </w:instrText>
           </w:r>
           <w:r>
             <w:fldChar w:fldCharType="separate"/>
@@ -2097,7 +2097,7 @@
             <w:rPr>
               <w:bCs/>
             </w:rPr>
-            <w:instrText xml:space="preserve"> HYPERLINK \l _Toc7390 </w:instrText>
+            <w:instrText xml:space="preserve"> HYPERLINK \l _Toc12273 </w:instrText>
           </w:r>
           <w:r>
             <w:rPr>
@@ -2124,7 +2124,7 @@
             <w:fldChar w:fldCharType="begin"/>
           </w:r>
           <w:r>
-            <w:instrText xml:space="preserve"> PAGEREF _Toc7390 \h </w:instrText>
+            <w:instrText xml:space="preserve"> PAGEREF _Toc12273 \h </w:instrText>
           </w:r>
           <w:r>
             <w:fldChar w:fldCharType="separate"/>
@@ -2159,7 +2159,7 @@
             <w:rPr>
               <w:bCs/>
             </w:rPr>
-            <w:instrText xml:space="preserve"> HYPERLINK \l _Toc28731 </w:instrText>
+            <w:instrText xml:space="preserve"> HYPERLINK \l _Toc3751 </w:instrText>
           </w:r>
           <w:r>
             <w:rPr>
@@ -2177,7 +2177,7 @@
             <w:fldChar w:fldCharType="begin"/>
           </w:r>
           <w:r>
-            <w:instrText xml:space="preserve"> PAGEREF _Toc28731 \h </w:instrText>
+            <w:instrText xml:space="preserve"> PAGEREF _Toc3751 \h </w:instrText>
           </w:r>
           <w:r>
             <w:fldChar w:fldCharType="separate"/>
@@ -2212,7 +2212,7 @@
             <w:rPr>
               <w:bCs/>
             </w:rPr>
-            <w:instrText xml:space="preserve"> HYPERLINK \l _Toc789 </w:instrText>
+            <w:instrText xml:space="preserve"> HYPERLINK \l _Toc14503 </w:instrText>
           </w:r>
           <w:r>
             <w:rPr>
@@ -2234,7 +2234,7 @@
             <w:fldChar w:fldCharType="begin"/>
           </w:r>
           <w:r>
-            <w:instrText xml:space="preserve"> PAGEREF _Toc789 \h </w:instrText>
+            <w:instrText xml:space="preserve"> PAGEREF _Toc14503 \h </w:instrText>
           </w:r>
           <w:r>
             <w:fldChar w:fldCharType="separate"/>
@@ -2269,7 +2269,7 @@
             <w:rPr>
               <w:bCs/>
             </w:rPr>
-            <w:instrText xml:space="preserve"> HYPERLINK \l _Toc26856 </w:instrText>
+            <w:instrText xml:space="preserve"> HYPERLINK \l _Toc20077 </w:instrText>
           </w:r>
           <w:r>
             <w:rPr>
@@ -2287,7 +2287,7 @@
             <w:fldChar w:fldCharType="begin"/>
           </w:r>
           <w:r>
-            <w:instrText xml:space="preserve"> PAGEREF _Toc26856 \h </w:instrText>
+            <w:instrText xml:space="preserve"> PAGEREF _Toc20077 \h </w:instrText>
           </w:r>
           <w:r>
             <w:fldChar w:fldCharType="separate"/>
@@ -2322,7 +2322,7 @@
             <w:rPr>
               <w:bCs/>
             </w:rPr>
-            <w:instrText xml:space="preserve"> HYPERLINK \l _Toc19643 </w:instrText>
+            <w:instrText xml:space="preserve"> HYPERLINK \l _Toc24381 </w:instrText>
           </w:r>
           <w:r>
             <w:rPr>
@@ -2340,7 +2340,7 @@
             <w:fldChar w:fldCharType="begin"/>
           </w:r>
           <w:r>
-            <w:instrText xml:space="preserve"> PAGEREF _Toc19643 \h </w:instrText>
+            <w:instrText xml:space="preserve"> PAGEREF _Toc24381 \h </w:instrText>
           </w:r>
           <w:r>
             <w:fldChar w:fldCharType="separate"/>
@@ -2375,7 +2375,7 @@
             <w:rPr>
               <w:bCs/>
             </w:rPr>
-            <w:instrText xml:space="preserve"> HYPERLINK \l _Toc20495 </w:instrText>
+            <w:instrText xml:space="preserve"> HYPERLINK \l _Toc19989 </w:instrText>
           </w:r>
           <w:r>
             <w:rPr>
@@ -2402,7 +2402,7 @@
             <w:fldChar w:fldCharType="begin"/>
           </w:r>
           <w:r>
-            <w:instrText xml:space="preserve"> PAGEREF _Toc20495 \h </w:instrText>
+            <w:instrText xml:space="preserve"> PAGEREF _Toc19989 \h </w:instrText>
           </w:r>
           <w:r>
             <w:fldChar w:fldCharType="separate"/>
@@ -2437,7 +2437,7 @@
             <w:rPr>
               <w:bCs/>
             </w:rPr>
-            <w:instrText xml:space="preserve"> HYPERLINK \l _Toc11676 </w:instrText>
+            <w:instrText xml:space="preserve"> HYPERLINK \l _Toc5792 </w:instrText>
           </w:r>
           <w:r>
             <w:rPr>
@@ -2464,7 +2464,7 @@
             <w:fldChar w:fldCharType="begin"/>
           </w:r>
           <w:r>
-            <w:instrText xml:space="preserve"> PAGEREF _Toc11676 \h </w:instrText>
+            <w:instrText xml:space="preserve"> PAGEREF _Toc5792 \h </w:instrText>
           </w:r>
           <w:r>
             <w:fldChar w:fldCharType="separate"/>
@@ -2499,7 +2499,7 @@
             <w:rPr>
               <w:bCs/>
             </w:rPr>
-            <w:instrText xml:space="preserve"> HYPERLINK \l _Toc17029 </w:instrText>
+            <w:instrText xml:space="preserve"> HYPERLINK \l _Toc21237 </w:instrText>
           </w:r>
           <w:r>
             <w:rPr>
@@ -2517,7 +2517,7 @@
             <w:fldChar w:fldCharType="begin"/>
           </w:r>
           <w:r>
-            <w:instrText xml:space="preserve"> PAGEREF _Toc17029 \h </w:instrText>
+            <w:instrText xml:space="preserve"> PAGEREF _Toc21237 \h </w:instrText>
           </w:r>
           <w:r>
             <w:fldChar w:fldCharType="separate"/>
@@ -2552,7 +2552,7 @@
             <w:rPr>
               <w:bCs/>
             </w:rPr>
-            <w:instrText xml:space="preserve"> HYPERLINK \l _Toc3728 </w:instrText>
+            <w:instrText xml:space="preserve"> HYPERLINK \l _Toc7303 </w:instrText>
           </w:r>
           <w:r>
             <w:rPr>
@@ -2570,7 +2570,7 @@
             <w:fldChar w:fldCharType="begin"/>
           </w:r>
           <w:r>
-            <w:instrText xml:space="preserve"> PAGEREF _Toc3728 \h </w:instrText>
+            <w:instrText xml:space="preserve"> PAGEREF _Toc7303 \h </w:instrText>
           </w:r>
           <w:r>
             <w:fldChar w:fldCharType="separate"/>
@@ -2605,7 +2605,7 @@
             <w:rPr>
               <w:bCs/>
             </w:rPr>
-            <w:instrText xml:space="preserve"> HYPERLINK \l _Toc4045 </w:instrText>
+            <w:instrText xml:space="preserve"> HYPERLINK \l _Toc17105 </w:instrText>
           </w:r>
           <w:r>
             <w:rPr>
@@ -2639,7 +2639,7 @@
             <w:fldChar w:fldCharType="begin"/>
           </w:r>
           <w:r>
-            <w:instrText xml:space="preserve"> PAGEREF _Toc4045 \h </w:instrText>
+            <w:instrText xml:space="preserve"> PAGEREF _Toc17105 \h </w:instrText>
           </w:r>
           <w:r>
             <w:fldChar w:fldCharType="separate"/>
@@ -2674,7 +2674,7 @@
             <w:rPr>
               <w:bCs/>
             </w:rPr>
-            <w:instrText xml:space="preserve"> HYPERLINK \l _Toc2794 </w:instrText>
+            <w:instrText xml:space="preserve"> HYPERLINK \l _Toc2785 </w:instrText>
           </w:r>
           <w:r>
             <w:rPr>
@@ -2702,7 +2702,7 @@
             <w:fldChar w:fldCharType="begin"/>
           </w:r>
           <w:r>
-            <w:instrText xml:space="preserve"> PAGEREF _Toc2794 \h </w:instrText>
+            <w:instrText xml:space="preserve"> PAGEREF _Toc2785 \h </w:instrText>
           </w:r>
           <w:r>
             <w:fldChar w:fldCharType="separate"/>
@@ -2737,7 +2737,7 @@
             <w:rPr>
               <w:bCs/>
             </w:rPr>
-            <w:instrText xml:space="preserve"> HYPERLINK \l _Toc20553 </w:instrText>
+            <w:instrText xml:space="preserve"> HYPERLINK \l _Toc30228 </w:instrText>
           </w:r>
           <w:r>
             <w:rPr>
@@ -2761,7 +2761,7 @@
             <w:fldChar w:fldCharType="begin"/>
           </w:r>
           <w:r>
-            <w:instrText xml:space="preserve"> PAGEREF _Toc20553 \h </w:instrText>
+            <w:instrText xml:space="preserve"> PAGEREF _Toc30228 \h </w:instrText>
           </w:r>
           <w:r>
             <w:fldChar w:fldCharType="separate"/>
@@ -2796,7 +2796,7 @@
             <w:rPr>
               <w:bCs/>
             </w:rPr>
-            <w:instrText xml:space="preserve"> HYPERLINK \l _Toc631 </w:instrText>
+            <w:instrText xml:space="preserve"> HYPERLINK \l _Toc19910 </w:instrText>
           </w:r>
           <w:r>
             <w:rPr>
@@ -2814,7 +2814,7 @@
             <w:fldChar w:fldCharType="begin"/>
           </w:r>
           <w:r>
-            <w:instrText xml:space="preserve"> PAGEREF _Toc631 \h </w:instrText>
+            <w:instrText xml:space="preserve"> PAGEREF _Toc19910 \h </w:instrText>
           </w:r>
           <w:r>
             <w:fldChar w:fldCharType="separate"/>
@@ -2891,7 +2891,7 @@
       </w:pPr>
       <w:bookmarkStart w:id="1" w:name="_Toc165504759"/>
       <w:bookmarkStart w:id="2" w:name="_Toc165033096"/>
-      <w:bookmarkStart w:id="3" w:name="_Toc24608"/>
+      <w:bookmarkStart w:id="3" w:name="_Toc28424"/>
       <w:r>
         <w:rPr>
           <w:color w:val="auto"/>
@@ -3087,7 +3087,7 @@
       </w:pPr>
       <w:bookmarkStart w:id="4" w:name="_Toc165033094"/>
       <w:bookmarkStart w:id="5" w:name="_Toc165504757"/>
-      <w:bookmarkStart w:id="6" w:name="_Toc15647"/>
+      <w:bookmarkStart w:id="6" w:name="_Toc17208"/>
       <w:r>
         <w:rPr>
           <w:color w:val="auto"/>
@@ -3141,7 +3141,7 @@
         <w:fldChar w:fldCharType="begin"/>
       </w:r>
       <w:r>
-        <w:instrText xml:space="preserve"> HYPERLINK \l _Toc11643 </w:instrText>
+        <w:instrText xml:space="preserve"> HYPERLINK \l _Toc16256 </w:instrText>
       </w:r>
       <w:r>
         <w:fldChar w:fldCharType="separate"/>
@@ -3152,91 +3152,7 @@
           <w:iCs w:val="0"/>
           <w:szCs w:val="18"/>
         </w:rPr>
-        <w:t>Figure 1: Waterfall Model</w:t>
-      </w:r>
-      <w:r>
-        <w:tab/>
-      </w:r>
-      <w:r>
-        <w:fldChar w:fldCharType="begin"/>
-      </w:r>
-      <w:r>
-        <w:instrText xml:space="preserve"> PAGEREF _Toc11643 \h </w:instrText>
-      </w:r>
-      <w:r>
-        <w:fldChar w:fldCharType="separate"/>
-      </w:r>
-      <w:r>
-        <w:t>5</w:t>
-      </w:r>
-      <w:r>
-        <w:fldChar w:fldCharType="end"/>
-      </w:r>
-      <w:r>
-        <w:fldChar w:fldCharType="end"/>
-      </w:r>
-    </w:p>
-    <w:p>
-      <w:pPr>
-        <w:pStyle w:val="21"/>
-        <w:tabs>
-          <w:tab w:val="right" w:leader="dot" w:pos="9360"/>
-        </w:tabs>
-      </w:pPr>
-      <w:r>
-        <w:fldChar w:fldCharType="begin"/>
-      </w:r>
-      <w:r>
-        <w:instrText xml:space="preserve"> HYPERLINK \l _Toc23726 </w:instrText>
-      </w:r>
-      <w:r>
-        <w:fldChar w:fldCharType="separate"/>
-      </w:r>
-      <w:r>
-        <w:rPr>
-          <w:i/>
-          <w:iCs w:val="0"/>
-          <w:szCs w:val="18"/>
-        </w:rPr>
-        <w:t>Figure 2:  Use case diagram of MovieMagic</w:t>
-      </w:r>
-      <w:r>
-        <w:tab/>
-      </w:r>
-      <w:r>
-        <w:fldChar w:fldCharType="begin"/>
-      </w:r>
-      <w:r>
-        <w:instrText xml:space="preserve"> PAGEREF _Toc23726 \h </w:instrText>
-      </w:r>
-      <w:r>
-        <w:fldChar w:fldCharType="separate"/>
-      </w:r>
-      <w:r>
-        <w:t>6</w:t>
-      </w:r>
-      <w:r>
-        <w:fldChar w:fldCharType="end"/>
-      </w:r>
-      <w:r>
-        <w:fldChar w:fldCharType="end"/>
-      </w:r>
-    </w:p>
-    <w:p>
-      <w:pPr>
-        <w:pStyle w:val="21"/>
-        <w:tabs>
-          <w:tab w:val="right" w:leader="dot" w:pos="9360"/>
-        </w:tabs>
-      </w:pPr>
-      <w:r>
-        <w:fldChar w:fldCharType="begin"/>
-      </w:r>
-      <w:r>
-        <w:instrText xml:space="preserve"> HYPERLINK \l _Toc7441 </w:instrText>
-      </w:r>
-      <w:r>
-        <w:fldChar w:fldCharType="separate"/>
+        <w:t xml:space="preserve">Figure </w:t>
       </w:r>
       <w:r>
         <w:rPr>
@@ -3246,7 +3162,15 @@
           <w:szCs w:val="18"/>
           <w:lang w:val="en-US"/>
         </w:rPr>
-        <w:t>Figure 3: ER-Digram of MovieMagic</w:t>
+        <w:t>3.</w:t>
+      </w:r>
+      <w:r>
+        <w:rPr>
+          <w:i/>
+          <w:iCs w:val="0"/>
+          <w:szCs w:val="18"/>
+        </w:rPr>
+        <w:t>1: Waterfall Model</w:t>
       </w:r>
       <w:r>
         <w:tab/>
@@ -3255,13 +3179,13 @@
         <w:fldChar w:fldCharType="begin"/>
       </w:r>
       <w:r>
-        <w:instrText xml:space="preserve"> PAGEREF _Toc7441 \h </w:instrText>
+        <w:instrText xml:space="preserve"> PAGEREF _Toc16256 \h </w:instrText>
       </w:r>
       <w:r>
         <w:fldChar w:fldCharType="separate"/>
       </w:r>
       <w:r>
-        <w:t>8</w:t>
+        <w:t>5</w:t>
       </w:r>
       <w:r>
         <w:fldChar w:fldCharType="end"/>
@@ -3281,7 +3205,7 @@
         <w:fldChar w:fldCharType="begin"/>
       </w:r>
       <w:r>
-        <w:instrText xml:space="preserve"> HYPERLINK \l _Toc3684 </w:instrText>
+        <w:instrText xml:space="preserve"> HYPERLINK \l _Toc13295 </w:instrText>
       </w:r>
       <w:r>
         <w:fldChar w:fldCharType="separate"/>
@@ -3292,7 +3216,25 @@
           <w:iCs w:val="0"/>
           <w:szCs w:val="18"/>
         </w:rPr>
-        <w:t>Figure 4: DFD level-0 of MovieMagic</w:t>
+        <w:t xml:space="preserve">Figure </w:t>
+      </w:r>
+      <w:r>
+        <w:rPr>
+          <w:rFonts w:hint="default"/>
+          <w:i/>
+          <w:iCs w:val="0"/>
+          <w:szCs w:val="18"/>
+          <w:lang w:val="en-US"/>
+        </w:rPr>
+        <w:t>3.</w:t>
+      </w:r>
+      <w:r>
+        <w:rPr>
+          <w:i/>
+          <w:iCs w:val="0"/>
+          <w:szCs w:val="18"/>
+        </w:rPr>
+        <w:t>2:  Use case diagram of MovieMagic</w:t>
       </w:r>
       <w:r>
         <w:tab/>
@@ -3301,13 +3243,13 @@
         <w:fldChar w:fldCharType="begin"/>
       </w:r>
       <w:r>
-        <w:instrText xml:space="preserve"> PAGEREF _Toc3684 \h </w:instrText>
+        <w:instrText xml:space="preserve"> PAGEREF _Toc13295 \h </w:instrText>
       </w:r>
       <w:r>
         <w:fldChar w:fldCharType="separate"/>
       </w:r>
       <w:r>
-        <w:t>9</w:t>
+        <w:t>6</w:t>
       </w:r>
       <w:r>
         <w:fldChar w:fldCharType="end"/>
@@ -3327,18 +3269,20 @@
         <w:fldChar w:fldCharType="begin"/>
       </w:r>
       <w:r>
-        <w:instrText xml:space="preserve"> HYPERLINK \l _Toc3498 </w:instrText>
+        <w:instrText xml:space="preserve"> HYPERLINK \l _Toc10796 </w:instrText>
       </w:r>
       <w:r>
         <w:fldChar w:fldCharType="separate"/>
       </w:r>
       <w:r>
         <w:rPr>
+          <w:rFonts w:hint="default"/>
           <w:i/>
           <w:iCs w:val="0"/>
           <w:szCs w:val="18"/>
-        </w:rPr>
-        <w:t>Figure 5: DFD level 1 of MovieMagic</w:t>
+          <w:lang w:val="en-US"/>
+        </w:rPr>
+        <w:t>Figure 3.3: ER-Digram of MovieMagic</w:t>
       </w:r>
       <w:r>
         <w:tab/>
@@ -3347,13 +3291,13 @@
         <w:fldChar w:fldCharType="begin"/>
       </w:r>
       <w:r>
-        <w:instrText xml:space="preserve"> PAGEREF _Toc3498 \h </w:instrText>
+        <w:instrText xml:space="preserve"> PAGEREF _Toc10796 \h </w:instrText>
       </w:r>
       <w:r>
         <w:fldChar w:fldCharType="separate"/>
       </w:r>
       <w:r>
-        <w:t>10</w:t>
+        <w:t>8</w:t>
       </w:r>
       <w:r>
         <w:fldChar w:fldCharType="end"/>
@@ -3373,7 +3317,7 @@
         <w:fldChar w:fldCharType="begin"/>
       </w:r>
       <w:r>
-        <w:instrText xml:space="preserve"> HYPERLINK \l _Toc5641 </w:instrText>
+        <w:instrText xml:space="preserve"> HYPERLINK \l _Toc15879 </w:instrText>
       </w:r>
       <w:r>
         <w:fldChar w:fldCharType="separate"/>
@@ -3384,7 +3328,25 @@
           <w:iCs w:val="0"/>
           <w:szCs w:val="18"/>
         </w:rPr>
-        <w:t>Figure 6: Flow-chart  of Admin</w:t>
+        <w:t xml:space="preserve">Figure </w:t>
+      </w:r>
+      <w:r>
+        <w:rPr>
+          <w:rFonts w:hint="default"/>
+          <w:i/>
+          <w:iCs w:val="0"/>
+          <w:szCs w:val="18"/>
+          <w:lang w:val="en-US"/>
+        </w:rPr>
+        <w:t>3.</w:t>
+      </w:r>
+      <w:r>
+        <w:rPr>
+          <w:i/>
+          <w:iCs w:val="0"/>
+          <w:szCs w:val="18"/>
+        </w:rPr>
+        <w:t>4: DFD level-0 of MovieMagic</w:t>
       </w:r>
       <w:r>
         <w:tab/>
@@ -3393,13 +3355,13 @@
         <w:fldChar w:fldCharType="begin"/>
       </w:r>
       <w:r>
-        <w:instrText xml:space="preserve"> PAGEREF _Toc5641 \h </w:instrText>
+        <w:instrText xml:space="preserve"> PAGEREF _Toc15879 \h </w:instrText>
       </w:r>
       <w:r>
         <w:fldChar w:fldCharType="separate"/>
       </w:r>
       <w:r>
-        <w:t>12</w:t>
+        <w:t>9</w:t>
       </w:r>
       <w:r>
         <w:fldChar w:fldCharType="end"/>
@@ -3419,7 +3381,7 @@
         <w:fldChar w:fldCharType="begin"/>
       </w:r>
       <w:r>
-        <w:instrText xml:space="preserve"> HYPERLINK \l _Toc10885 </w:instrText>
+        <w:instrText xml:space="preserve"> HYPERLINK \l _Toc2868 </w:instrText>
       </w:r>
       <w:r>
         <w:fldChar w:fldCharType="separate"/>
@@ -3428,9 +3390,27 @@
         <w:rPr>
           <w:i/>
           <w:iCs w:val="0"/>
-          <w:szCs w:val="11"/>
-        </w:rPr>
-        <w:t>Figure 7: Flowchart  of User</w:t>
+          <w:szCs w:val="18"/>
+        </w:rPr>
+        <w:t xml:space="preserve">Figure </w:t>
+      </w:r>
+      <w:r>
+        <w:rPr>
+          <w:rFonts w:hint="default"/>
+          <w:i/>
+          <w:iCs w:val="0"/>
+          <w:szCs w:val="18"/>
+          <w:lang w:val="en-US"/>
+        </w:rPr>
+        <w:t>3.</w:t>
+      </w:r>
+      <w:r>
+        <w:rPr>
+          <w:i/>
+          <w:iCs w:val="0"/>
+          <w:szCs w:val="18"/>
+        </w:rPr>
+        <w:t>5: DFD level 1 of MovieMagic</w:t>
       </w:r>
       <w:r>
         <w:tab/>
@@ -3439,13 +3419,13 @@
         <w:fldChar w:fldCharType="begin"/>
       </w:r>
       <w:r>
-        <w:instrText xml:space="preserve"> PAGEREF _Toc10885 \h </w:instrText>
+        <w:instrText xml:space="preserve"> PAGEREF _Toc2868 \h </w:instrText>
       </w:r>
       <w:r>
         <w:fldChar w:fldCharType="separate"/>
       </w:r>
       <w:r>
-        <w:t>13</w:t>
+        <w:t>10</w:t>
       </w:r>
       <w:r>
         <w:fldChar w:fldCharType="end"/>
@@ -3465,7 +3445,7 @@
         <w:fldChar w:fldCharType="begin"/>
       </w:r>
       <w:r>
-        <w:instrText xml:space="preserve"> HYPERLINK \l _Toc25525 </w:instrText>
+        <w:instrText xml:space="preserve"> HYPERLINK \l _Toc1057 </w:instrText>
       </w:r>
       <w:r>
         <w:fldChar w:fldCharType="separate"/>
@@ -3476,7 +3456,25 @@
           <w:iCs w:val="0"/>
           <w:szCs w:val="18"/>
         </w:rPr>
-        <w:t>Figure 8: Architectural Design of MovieMagic</w:t>
+        <w:t>Figure</w:t>
+      </w:r>
+      <w:r>
+        <w:rPr>
+          <w:rFonts w:hint="default"/>
+          <w:i/>
+          <w:iCs w:val="0"/>
+          <w:szCs w:val="18"/>
+          <w:lang w:val="en-US"/>
+        </w:rPr>
+        <w:t xml:space="preserve"> 3.</w:t>
+      </w:r>
+      <w:r>
+        <w:rPr>
+          <w:i/>
+          <w:iCs w:val="0"/>
+          <w:szCs w:val="18"/>
+        </w:rPr>
+        <w:t>6: Flow-chart  of Admin</w:t>
       </w:r>
       <w:r>
         <w:tab/>
@@ -3485,7 +3483,135 @@
         <w:fldChar w:fldCharType="begin"/>
       </w:r>
       <w:r>
-        <w:instrText xml:space="preserve"> PAGEREF _Toc25525 \h </w:instrText>
+        <w:instrText xml:space="preserve"> PAGEREF _Toc1057 \h </w:instrText>
+      </w:r>
+      <w:r>
+        <w:fldChar w:fldCharType="separate"/>
+      </w:r>
+      <w:r>
+        <w:t>12</w:t>
+      </w:r>
+      <w:r>
+        <w:fldChar w:fldCharType="end"/>
+      </w:r>
+      <w:r>
+        <w:fldChar w:fldCharType="end"/>
+      </w:r>
+    </w:p>
+    <w:p>
+      <w:pPr>
+        <w:pStyle w:val="21"/>
+        <w:tabs>
+          <w:tab w:val="right" w:leader="dot" w:pos="9360"/>
+        </w:tabs>
+      </w:pPr>
+      <w:r>
+        <w:fldChar w:fldCharType="begin"/>
+      </w:r>
+      <w:r>
+        <w:instrText xml:space="preserve"> HYPERLINK \l _Toc18416 </w:instrText>
+      </w:r>
+      <w:r>
+        <w:fldChar w:fldCharType="separate"/>
+      </w:r>
+      <w:r>
+        <w:rPr>
+          <w:i/>
+          <w:iCs w:val="0"/>
+          <w:szCs w:val="11"/>
+        </w:rPr>
+        <w:t xml:space="preserve">Figure </w:t>
+      </w:r>
+      <w:r>
+        <w:rPr>
+          <w:rFonts w:hint="default"/>
+          <w:i/>
+          <w:iCs w:val="0"/>
+          <w:szCs w:val="11"/>
+          <w:lang w:val="en-US"/>
+        </w:rPr>
+        <w:t>3.</w:t>
+      </w:r>
+      <w:r>
+        <w:rPr>
+          <w:i/>
+          <w:iCs w:val="0"/>
+          <w:szCs w:val="11"/>
+        </w:rPr>
+        <w:t>7: Flowchart  of User</w:t>
+      </w:r>
+      <w:r>
+        <w:tab/>
+      </w:r>
+      <w:r>
+        <w:fldChar w:fldCharType="begin"/>
+      </w:r>
+      <w:r>
+        <w:instrText xml:space="preserve"> PAGEREF _Toc18416 \h </w:instrText>
+      </w:r>
+      <w:r>
+        <w:fldChar w:fldCharType="separate"/>
+      </w:r>
+      <w:r>
+        <w:t>13</w:t>
+      </w:r>
+      <w:r>
+        <w:fldChar w:fldCharType="end"/>
+      </w:r>
+      <w:r>
+        <w:fldChar w:fldCharType="end"/>
+      </w:r>
+    </w:p>
+    <w:p>
+      <w:pPr>
+        <w:pStyle w:val="21"/>
+        <w:tabs>
+          <w:tab w:val="right" w:leader="dot" w:pos="9360"/>
+        </w:tabs>
+      </w:pPr>
+      <w:r>
+        <w:fldChar w:fldCharType="begin"/>
+      </w:r>
+      <w:r>
+        <w:instrText xml:space="preserve"> HYPERLINK \l _Toc16625 </w:instrText>
+      </w:r>
+      <w:r>
+        <w:fldChar w:fldCharType="separate"/>
+      </w:r>
+      <w:r>
+        <w:rPr>
+          <w:i/>
+          <w:iCs w:val="0"/>
+          <w:szCs w:val="18"/>
+        </w:rPr>
+        <w:t xml:space="preserve">Figure </w:t>
+      </w:r>
+      <w:r>
+        <w:rPr>
+          <w:rFonts w:hint="default"/>
+          <w:i/>
+          <w:iCs w:val="0"/>
+          <w:szCs w:val="18"/>
+          <w:lang w:val="en-US"/>
+        </w:rPr>
+        <w:t>4.1</w:t>
+      </w:r>
+      <w:r>
+        <w:rPr>
+          <w:i/>
+          <w:iCs w:val="0"/>
+          <w:szCs w:val="18"/>
+        </w:rPr>
+        <w:t>: Architectural Design of MovieMagic</w:t>
+      </w:r>
+      <w:r>
+        <w:tab/>
+      </w:r>
+      <w:r>
+        <w:fldChar w:fldCharType="begin"/>
+      </w:r>
+      <w:r>
+        <w:instrText xml:space="preserve"> PAGEREF _Toc16625 \h </w:instrText>
       </w:r>
       <w:r>
         <w:fldChar w:fldCharType="separate"/>
@@ -3533,7 +3659,7 @@
         </w:rPr>
       </w:pPr>
       <w:bookmarkStart w:id="7" w:name="_Toc165504758"/>
-      <w:bookmarkStart w:id="8" w:name="_Toc21498"/>
+      <w:bookmarkStart w:id="8" w:name="_Toc25600"/>
       <w:r>
         <w:rPr>
           <w:color w:val="auto"/>
@@ -3543,6 +3669,8 @@
       </w:r>
       <w:bookmarkEnd w:id="7"/>
       <w:bookmarkEnd w:id="8"/>
+      <w:bookmarkStart w:id="77" w:name="_GoBack"/>
+      <w:bookmarkEnd w:id="77"/>
     </w:p>
     <w:p>
       <w:pPr>
@@ -3564,19 +3692,29 @@
         <w:fldChar w:fldCharType="begin"/>
       </w:r>
       <w:r>
-        <w:instrText xml:space="preserve"> HYPERLINK \l _Toc8838 </w:instrText>
+        <w:instrText xml:space="preserve"> HYPERLINK \l _Toc4227 </w:instrText>
       </w:r>
       <w:r>
         <w:fldChar w:fldCharType="separate"/>
       </w:r>
       <w:r>
-        <w:t>Table 1</w:t>
+        <w:t xml:space="preserve">Table </w:t>
       </w:r>
       <w:r>
         <w:rPr>
           <w:rFonts w:hint="default"/>
           <w:lang w:val="en-US"/>
         </w:rPr>
+        <w:t>4.</w:t>
+      </w:r>
+      <w:r>
+        <w:t>1</w:t>
+      </w:r>
+      <w:r>
+        <w:rPr>
+          <w:rFonts w:hint="default"/>
+          <w:lang w:val="en-US"/>
+        </w:rPr>
         <w:t>:cast_info</w:t>
       </w:r>
       <w:r>
@@ -3586,7 +3724,7 @@
         <w:fldChar w:fldCharType="begin"/>
       </w:r>
       <w:r>
-        <w:instrText xml:space="preserve"> PAGEREF _Toc8838 \h </w:instrText>
+        <w:instrText xml:space="preserve"> PAGEREF _Toc4227 \h </w:instrText>
       </w:r>
       <w:r>
         <w:fldChar w:fldCharType="separate"/>
@@ -3612,13 +3750,23 @@
         <w:fldChar w:fldCharType="begin"/>
       </w:r>
       <w:r>
-        <w:instrText xml:space="preserve"> HYPERLINK \l _Toc7449 </w:instrText>
+        <w:instrText xml:space="preserve"> HYPERLINK \l _Toc27075 </w:instrText>
       </w:r>
       <w:r>
         <w:fldChar w:fldCharType="separate"/>
       </w:r>
       <w:r>
-        <w:t>Table 2:genre_info</w:t>
+        <w:t xml:space="preserve">Table </w:t>
+      </w:r>
+      <w:r>
+        <w:rPr>
+          <w:rFonts w:hint="default"/>
+          <w:lang w:val="en-US"/>
+        </w:rPr>
+        <w:t>4.</w:t>
+      </w:r>
+      <w:r>
+        <w:t>2:genre_info</w:t>
       </w:r>
       <w:r>
         <w:tab/>
@@ -3627,7 +3775,7 @@
         <w:fldChar w:fldCharType="begin"/>
       </w:r>
       <w:r>
-        <w:instrText xml:space="preserve"> PAGEREF _Toc7449 \h </w:instrText>
+        <w:instrText xml:space="preserve"> PAGEREF _Toc27075 \h </w:instrText>
       </w:r>
       <w:r>
         <w:fldChar w:fldCharType="separate"/>
@@ -3653,7 +3801,7 @@
         <w:fldChar w:fldCharType="begin"/>
       </w:r>
       <w:r>
-        <w:instrText xml:space="preserve"> HYPERLINK \l _Toc29626 </w:instrText>
+        <w:instrText xml:space="preserve"> HYPERLINK \l _Toc15565 </w:instrText>
       </w:r>
       <w:r>
         <w:fldChar w:fldCharType="separate"/>
@@ -3666,7 +3814,7 @@
           <w:rFonts w:hint="default"/>
           <w:lang w:val="en-US"/>
         </w:rPr>
-        <w:t>3</w:t>
+        <w:t>4.3</w:t>
       </w:r>
       <w:r>
         <w:t>:moviedetails</w:t>
@@ -3678,7 +3826,7 @@
         <w:fldChar w:fldCharType="begin"/>
       </w:r>
       <w:r>
-        <w:instrText xml:space="preserve"> PAGEREF _Toc29626 \h </w:instrText>
+        <w:instrText xml:space="preserve"> PAGEREF _Toc15565 \h </w:instrText>
       </w:r>
       <w:r>
         <w:fldChar w:fldCharType="separate"/>
@@ -3704,7 +3852,7 @@
         <w:fldChar w:fldCharType="begin"/>
       </w:r>
       <w:r>
-        <w:instrText xml:space="preserve"> HYPERLINK \l _Toc7928 </w:instrText>
+        <w:instrText xml:space="preserve"> HYPERLINK \l _Toc7613 </w:instrText>
       </w:r>
       <w:r>
         <w:fldChar w:fldCharType="separate"/>
@@ -3717,7 +3865,7 @@
           <w:rFonts w:hint="default"/>
           <w:lang w:val="en-US"/>
         </w:rPr>
-        <w:t>4</w:t>
+        <w:t>4.4</w:t>
       </w:r>
       <w:r>
         <w:t>:register</w:t>
@@ -3729,7 +3877,7 @@
         <w:fldChar w:fldCharType="begin"/>
       </w:r>
       <w:r>
-        <w:instrText xml:space="preserve"> PAGEREF _Toc7928 \h </w:instrText>
+        <w:instrText xml:space="preserve"> PAGEREF _Toc7613 \h </w:instrText>
       </w:r>
       <w:r>
         <w:fldChar w:fldCharType="separate"/>
@@ -3755,7 +3903,7 @@
         <w:fldChar w:fldCharType="begin"/>
       </w:r>
       <w:r>
-        <w:instrText xml:space="preserve"> HYPERLINK \l _Toc22979 </w:instrText>
+        <w:instrText xml:space="preserve"> HYPERLINK \l _Toc18799 </w:instrText>
       </w:r>
       <w:r>
         <w:fldChar w:fldCharType="separate"/>
@@ -3768,7 +3916,7 @@
           <w:rFonts w:hint="default"/>
           <w:lang w:val="en-US"/>
         </w:rPr>
-        <w:t>5</w:t>
+        <w:t>4.5</w:t>
       </w:r>
       <w:r>
         <w:t>:reviews</w:t>
@@ -3780,7 +3928,7 @@
         <w:fldChar w:fldCharType="begin"/>
       </w:r>
       <w:r>
-        <w:instrText xml:space="preserve"> PAGEREF _Toc22979 \h </w:instrText>
+        <w:instrText xml:space="preserve"> PAGEREF _Toc18799 \h </w:instrText>
       </w:r>
       <w:r>
         <w:fldChar w:fldCharType="separate"/>
@@ -3806,7 +3954,7 @@
         <w:fldChar w:fldCharType="begin"/>
       </w:r>
       <w:r>
-        <w:instrText xml:space="preserve"> HYPERLINK \l _Toc32484 </w:instrText>
+        <w:instrText xml:space="preserve"> HYPERLINK \l _Toc1220 </w:instrText>
       </w:r>
       <w:r>
         <w:fldChar w:fldCharType="separate"/>
@@ -3819,7 +3967,7 @@
           <w:rFonts w:hint="default"/>
           <w:lang w:val="en-US"/>
         </w:rPr>
-        <w:t>6</w:t>
+        <w:t>4.6</w:t>
       </w:r>
       <w:r>
         <w:t>:user_watched_movies</w:t>
@@ -3831,7 +3979,7 @@
         <w:fldChar w:fldCharType="begin"/>
       </w:r>
       <w:r>
-        <w:instrText xml:space="preserve"> PAGEREF _Toc32484 \h </w:instrText>
+        <w:instrText xml:space="preserve"> PAGEREF _Toc1220 \h </w:instrText>
       </w:r>
       <w:r>
         <w:fldChar w:fldCharType="separate"/>
@@ -3857,7 +4005,7 @@
         <w:fldChar w:fldCharType="begin"/>
       </w:r>
       <w:r>
-        <w:instrText xml:space="preserve"> HYPERLINK \l _Toc15683 </w:instrText>
+        <w:instrText xml:space="preserve"> HYPERLINK \l _Toc22966 </w:instrText>
       </w:r>
       <w:r>
         <w:fldChar w:fldCharType="separate"/>
@@ -3870,7 +4018,7 @@
           <w:rFonts w:hint="default"/>
           <w:lang w:val="en-US"/>
         </w:rPr>
-        <w:t>7</w:t>
+        <w:t>4.7</w:t>
       </w:r>
       <w:r>
         <w:t>:watchlist</w:t>
@@ -3882,7 +4030,7 @@
         <w:fldChar w:fldCharType="begin"/>
       </w:r>
       <w:r>
-        <w:instrText xml:space="preserve"> PAGEREF _Toc15683 \h </w:instrText>
+        <w:instrText xml:space="preserve"> PAGEREF _Toc22966 \h </w:instrText>
       </w:r>
       <w:r>
         <w:fldChar w:fldCharType="separate"/>
@@ -3935,7 +4083,7 @@
           <w:rFonts w:ascii="Arial" w:hAnsi="Arial" w:eastAsia="Arial" w:cs="Arial"/>
         </w:rPr>
       </w:pPr>
-      <w:bookmarkStart w:id="9" w:name="_Toc7374"/>
+      <w:bookmarkStart w:id="9" w:name="_Toc21898"/>
       <w:r>
         <w:t>Chapter 1:</w:t>
       </w:r>
@@ -3952,7 +4100,7 @@
         <w:pStyle w:val="2"/>
         <w:ind w:right="633"/>
       </w:pPr>
-      <w:bookmarkStart w:id="10" w:name="_Toc5460"/>
+      <w:bookmarkStart w:id="10" w:name="_Toc16762"/>
       <w:r>
         <w:t>Introduction</w:t>
       </w:r>
@@ -3966,7 +4114,7 @@
         <w:pStyle w:val="3"/>
         <w:ind w:left="-5" w:right="0"/>
       </w:pPr>
-      <w:bookmarkStart w:id="11" w:name="_Toc304"/>
+      <w:bookmarkStart w:id="11" w:name="_Toc18292"/>
       <w:r>
         <w:t>1.1</w:t>
       </w:r>
@@ -4034,7 +4182,7 @@
         <w:ind w:left="-5" w:right="0"/>
         <w:jc w:val="both"/>
       </w:pPr>
-      <w:bookmarkStart w:id="12" w:name="_Toc4611"/>
+      <w:bookmarkStart w:id="12" w:name="_Toc30165"/>
       <w:r>
         <w:t>1.2</w:t>
       </w:r>
@@ -4067,7 +4215,7 @@
         <w:spacing w:after="131"/>
         <w:ind w:left="-5" w:right="0"/>
       </w:pPr>
-      <w:bookmarkStart w:id="13" w:name="_Toc9282"/>
+      <w:bookmarkStart w:id="13" w:name="_Toc4283"/>
       <w:r>
         <w:t>1.3</w:t>
       </w:r>
@@ -4115,7 +4263,7 @@
         <w:ind w:left="0" w:right="0"/>
         <w:jc w:val="both"/>
       </w:pPr>
-      <w:bookmarkStart w:id="14" w:name="_Toc6540"/>
+      <w:bookmarkStart w:id="14" w:name="_Toc22813"/>
       <w:r>
         <w:t>1.4</w:t>
       </w:r>
@@ -4205,7 +4353,7 @@
       <w:pPr>
         <w:pStyle w:val="3"/>
       </w:pPr>
-      <w:bookmarkStart w:id="15" w:name="_Toc1806"/>
+      <w:bookmarkStart w:id="15" w:name="_Toc21287"/>
       <w:r>
         <w:t>1.5 Report Organization</w:t>
       </w:r>
@@ -4374,7 +4522,7 @@
           <w:rFonts w:ascii="Arial" w:hAnsi="Arial" w:eastAsia="Arial" w:cs="Arial"/>
         </w:rPr>
       </w:pPr>
-      <w:bookmarkStart w:id="16" w:name="_Toc8729"/>
+      <w:bookmarkStart w:id="16" w:name="_Toc20516"/>
       <w:r>
         <w:t>Chapter 2:</w:t>
       </w:r>
@@ -4392,7 +4540,7 @@
         <w:spacing w:line="360" w:lineRule="auto"/>
         <w:ind w:left="0" w:right="0" w:firstLine="0" w:firstLineChars="0"/>
       </w:pPr>
-      <w:bookmarkStart w:id="17" w:name="_Toc816"/>
+      <w:bookmarkStart w:id="17" w:name="_Toc10698"/>
       <w:r>
         <w:t>Background Study and Literature Review</w:t>
       </w:r>
@@ -4405,7 +4553,7 @@
         <w:ind w:left="0" w:right="0"/>
         <w:jc w:val="both"/>
       </w:pPr>
-      <w:bookmarkStart w:id="18" w:name="_Toc29298"/>
+      <w:bookmarkStart w:id="18" w:name="_Toc13619"/>
       <w:r>
         <w:t>2.1</w:t>
       </w:r>
@@ -4437,7 +4585,7 @@
         <w:pStyle w:val="3"/>
         <w:spacing w:line="360" w:lineRule="auto"/>
       </w:pPr>
-      <w:bookmarkStart w:id="19" w:name="_Toc12681"/>
+      <w:bookmarkStart w:id="19" w:name="_Toc27484"/>
       <w:r>
         <w:t>2.2 Literature Review</w:t>
       </w:r>
@@ -5118,7 +5266,7 @@
         <w:pStyle w:val="2"/>
         <w:ind w:left="0" w:right="0"/>
       </w:pPr>
-      <w:bookmarkStart w:id="20" w:name="_Toc16477"/>
+      <w:bookmarkStart w:id="20" w:name="_Toc7014"/>
       <w:r>
         <w:t>Chapter 3:</w:t>
       </w:r>
@@ -5135,7 +5283,7 @@
         </w:rPr>
         <w:t xml:space="preserve"> </w:t>
       </w:r>
-      <w:bookmarkStart w:id="21" w:name="_Toc6023"/>
+      <w:bookmarkStart w:id="21" w:name="_Toc16549"/>
       <w:r>
         <w:t>Requirement Analysis and Feasibility Study</w:t>
       </w:r>
@@ -5148,7 +5296,7 @@
         <w:ind w:left="0" w:right="0"/>
         <w:jc w:val="both"/>
       </w:pPr>
-      <w:bookmarkStart w:id="22" w:name="_Toc3914"/>
+      <w:bookmarkStart w:id="22" w:name="_Toc27137"/>
       <w:r>
         <w:t>3.1</w:t>
       </w:r>
@@ -5232,7 +5380,7 @@
         </w:rPr>
       </w:pPr>
       <w:bookmarkStart w:id="23" w:name="_Toc20710"/>
-      <w:bookmarkStart w:id="24" w:name="_Toc11643"/>
+      <w:bookmarkStart w:id="24" w:name="_Toc16256"/>
       <w:r>
         <w:rPr>
           <w:i/>
@@ -5240,7 +5388,27 @@
           <w:sz w:val="18"/>
           <w:szCs w:val="18"/>
         </w:rPr>
-        <w:t>Figure 1: Waterfall Model</w:t>
+        <w:t xml:space="preserve">Figure </w:t>
+      </w:r>
+      <w:r>
+        <w:rPr>
+          <w:rFonts w:hint="default"/>
+          <w:i/>
+          <w:iCs w:val="0"/>
+          <w:sz w:val="18"/>
+          <w:szCs w:val="18"/>
+          <w:lang w:val="en-US"/>
+        </w:rPr>
+        <w:t>3.</w:t>
+      </w:r>
+      <w:r>
+        <w:rPr>
+          <w:i/>
+          <w:iCs w:val="0"/>
+          <w:sz w:val="18"/>
+          <w:szCs w:val="18"/>
+        </w:rPr>
+        <w:t>1: Waterfall Model</w:t>
       </w:r>
       <w:bookmarkEnd w:id="23"/>
       <w:bookmarkEnd w:id="24"/>
@@ -5294,7 +5462,7 @@
         <w:ind w:left="0" w:right="0"/>
         <w:jc w:val="both"/>
       </w:pPr>
-      <w:bookmarkStart w:id="25" w:name="_Toc22441"/>
+      <w:bookmarkStart w:id="25" w:name="_Toc14094"/>
       <w:r>
         <w:t>3.1.1</w:t>
       </w:r>
@@ -5417,7 +5585,7 @@
         </w:rPr>
       </w:pPr>
       <w:bookmarkStart w:id="27" w:name="_Toc1281"/>
-      <w:bookmarkStart w:id="28" w:name="_Toc23726"/>
+      <w:bookmarkStart w:id="28" w:name="_Toc13295"/>
       <w:r>
         <w:rPr>
           <w:i/>
@@ -5425,7 +5593,27 @@
           <w:sz w:val="18"/>
           <w:szCs w:val="18"/>
         </w:rPr>
-        <w:t>Figure 2:  Use case diagram of MovieMagic</w:t>
+        <w:t xml:space="preserve">Figure </w:t>
+      </w:r>
+      <w:r>
+        <w:rPr>
+          <w:rFonts w:hint="default"/>
+          <w:i/>
+          <w:iCs w:val="0"/>
+          <w:sz w:val="18"/>
+          <w:szCs w:val="18"/>
+          <w:lang w:val="en-US"/>
+        </w:rPr>
+        <w:t>3.</w:t>
+      </w:r>
+      <w:r>
+        <w:rPr>
+          <w:i/>
+          <w:iCs w:val="0"/>
+          <w:sz w:val="18"/>
+          <w:szCs w:val="18"/>
+        </w:rPr>
+        <w:t>2:  Use case diagram of MovieMagic</w:t>
       </w:r>
       <w:bookmarkEnd w:id="27"/>
       <w:bookmarkEnd w:id="28"/>
@@ -5450,7 +5638,7 @@
       <w:pPr>
         <w:pStyle w:val="4"/>
       </w:pPr>
-      <w:bookmarkStart w:id="29" w:name="_Toc14664"/>
+      <w:bookmarkStart w:id="29" w:name="_Toc30518"/>
       <w:r>
         <w:t>3.1.2 Feasibility Study</w:t>
       </w:r>
@@ -5629,7 +5817,7 @@
         <w:pStyle w:val="4"/>
         <w:bidi w:val="0"/>
       </w:pPr>
-      <w:bookmarkStart w:id="30" w:name="_Toc18216"/>
+      <w:bookmarkStart w:id="30" w:name="_Toc30920"/>
       <w:r>
         <w:t>3.1.3 Data Modeling</w:t>
       </w:r>
@@ -5714,7 +5902,7 @@
           <w:lang w:val="en-US"/>
         </w:rPr>
       </w:pPr>
-      <w:bookmarkStart w:id="31" w:name="_Toc7441"/>
+      <w:bookmarkStart w:id="31" w:name="_Toc10796"/>
       <w:r>
         <w:rPr>
           <w:i/>
@@ -5811,7 +5999,7 @@
           <w:szCs w:val="18"/>
           <w:lang w:val="en-US"/>
         </w:rPr>
-        <w:t>Figure 3: ER-Digram of MovieMagic</w:t>
+        <w:t>Figure 3.3: ER-Digram of MovieMagic</w:t>
       </w:r>
       <w:bookmarkEnd w:id="31"/>
     </w:p>
@@ -6090,7 +6278,7 @@
       <w:pPr>
         <w:pStyle w:val="4"/>
       </w:pPr>
-      <w:bookmarkStart w:id="32" w:name="_Toc7299"/>
+      <w:bookmarkStart w:id="32" w:name="_Toc17961"/>
       <w:r>
         <w:t>3.1.4 Process Modeling</w:t>
       </w:r>
@@ -6169,7 +6357,7 @@
         </w:rPr>
       </w:pPr>
       <w:bookmarkStart w:id="33" w:name="_Toc8763"/>
-      <w:bookmarkStart w:id="34" w:name="_Toc3684"/>
+      <w:bookmarkStart w:id="34" w:name="_Toc15879"/>
       <w:r>
         <w:rPr>
           <w:i/>
@@ -6177,7 +6365,27 @@
           <w:sz w:val="18"/>
           <w:szCs w:val="18"/>
         </w:rPr>
-        <w:t>Figure 4: DFD level-0 of MovieMagic</w:t>
+        <w:t xml:space="preserve">Figure </w:t>
+      </w:r>
+      <w:r>
+        <w:rPr>
+          <w:rFonts w:hint="default"/>
+          <w:i/>
+          <w:iCs w:val="0"/>
+          <w:sz w:val="18"/>
+          <w:szCs w:val="18"/>
+          <w:lang w:val="en-US"/>
+        </w:rPr>
+        <w:t>3.</w:t>
+      </w:r>
+      <w:r>
+        <w:rPr>
+          <w:i/>
+          <w:iCs w:val="0"/>
+          <w:sz w:val="18"/>
+          <w:szCs w:val="18"/>
+        </w:rPr>
+        <w:t>4: DFD level-0 of MovieMagic</w:t>
       </w:r>
       <w:bookmarkEnd w:id="33"/>
       <w:bookmarkEnd w:id="34"/>
@@ -6312,7 +6520,7 @@
         </w:rPr>
       </w:pPr>
       <w:bookmarkStart w:id="35" w:name="_Toc25305"/>
-      <w:bookmarkStart w:id="36" w:name="_Toc3498"/>
+      <w:bookmarkStart w:id="36" w:name="_Toc2868"/>
       <w:r>
         <w:rPr>
           <w:i/>
@@ -6320,7 +6528,27 @@
           <w:sz w:val="18"/>
           <w:szCs w:val="18"/>
         </w:rPr>
-        <w:t>Figure 5: DFD level 1 of MovieMagic</w:t>
+        <w:t xml:space="preserve">Figure </w:t>
+      </w:r>
+      <w:r>
+        <w:rPr>
+          <w:rFonts w:hint="default"/>
+          <w:i/>
+          <w:iCs w:val="0"/>
+          <w:sz w:val="18"/>
+          <w:szCs w:val="18"/>
+          <w:lang w:val="en-US"/>
+        </w:rPr>
+        <w:t>3.</w:t>
+      </w:r>
+      <w:r>
+        <w:rPr>
+          <w:i/>
+          <w:iCs w:val="0"/>
+          <w:sz w:val="18"/>
+          <w:szCs w:val="18"/>
+        </w:rPr>
+        <w:t>5: DFD level 1 of MovieMagic</w:t>
       </w:r>
       <w:bookmarkEnd w:id="35"/>
       <w:bookmarkEnd w:id="36"/>
@@ -6676,7 +6904,7 @@
         <w:spacing w:line="360" w:lineRule="auto"/>
         <w:ind w:left="0" w:firstLine="0"/>
       </w:pPr>
-      <w:bookmarkStart w:id="37" w:name="_Toc6640"/>
+      <w:bookmarkStart w:id="37" w:name="_Toc24368"/>
       <w:r>
         <w:t>3.1.5 Flow Chart for Admin:</w:t>
       </w:r>
@@ -6759,7 +6987,7 @@
         </w:rPr>
       </w:pPr>
       <w:bookmarkStart w:id="38" w:name="_Toc18768"/>
-      <w:bookmarkStart w:id="39" w:name="_Toc5641"/>
+      <w:bookmarkStart w:id="39" w:name="_Toc1057"/>
       <w:r>
         <w:rPr>
           <w:i/>
@@ -6767,7 +6995,27 @@
           <w:sz w:val="18"/>
           <w:szCs w:val="18"/>
         </w:rPr>
-        <w:t>Figure 6: Flow-chart  of Admin</w:t>
+        <w:t>Figure</w:t>
+      </w:r>
+      <w:r>
+        <w:rPr>
+          <w:rFonts w:hint="default"/>
+          <w:i/>
+          <w:iCs w:val="0"/>
+          <w:sz w:val="18"/>
+          <w:szCs w:val="18"/>
+          <w:lang w:val="en-US"/>
+        </w:rPr>
+        <w:t xml:space="preserve"> 3.</w:t>
+      </w:r>
+      <w:r>
+        <w:rPr>
+          <w:i/>
+          <w:iCs w:val="0"/>
+          <w:sz w:val="18"/>
+          <w:szCs w:val="18"/>
+        </w:rPr>
+        <w:t>6: Flow-chart  of Admin</w:t>
       </w:r>
       <w:bookmarkEnd w:id="38"/>
       <w:bookmarkEnd w:id="39"/>
@@ -6814,7 +7062,7 @@
       <w:pPr>
         <w:pStyle w:val="4"/>
       </w:pPr>
-      <w:bookmarkStart w:id="40" w:name="_Toc31203"/>
+      <w:bookmarkStart w:id="40" w:name="_Toc27210"/>
       <w:r>
         <w:t>3.1.5 Flow Chart for User:</w:t>
       </w:r>
@@ -6991,7 +7239,7 @@
         </w:rPr>
       </w:pPr>
       <w:bookmarkStart w:id="41" w:name="_Toc2409"/>
-      <w:bookmarkStart w:id="42" w:name="_Toc10885"/>
+      <w:bookmarkStart w:id="42" w:name="_Toc18416"/>
       <w:r>
         <w:rPr>
           <w:i/>
@@ -6999,7 +7247,27 @@
           <w:sz w:val="18"/>
           <w:szCs w:val="11"/>
         </w:rPr>
-        <w:t>Figure 7: Flowchart  of User</w:t>
+        <w:t xml:space="preserve">Figure </w:t>
+      </w:r>
+      <w:r>
+        <w:rPr>
+          <w:rFonts w:hint="default"/>
+          <w:i/>
+          <w:iCs w:val="0"/>
+          <w:sz w:val="18"/>
+          <w:szCs w:val="11"/>
+          <w:lang w:val="en-US"/>
+        </w:rPr>
+        <w:t>3.</w:t>
+      </w:r>
+      <w:r>
+        <w:rPr>
+          <w:i/>
+          <w:iCs w:val="0"/>
+          <w:sz w:val="18"/>
+          <w:szCs w:val="11"/>
+        </w:rPr>
+        <w:t>7: Flowchart  of User</w:t>
       </w:r>
       <w:bookmarkEnd w:id="41"/>
       <w:bookmarkEnd w:id="42"/>
@@ -7032,7 +7300,7 @@
           <w:rFonts w:ascii="Arial" w:hAnsi="Arial" w:eastAsia="Arial" w:cs="Arial"/>
         </w:rPr>
       </w:pPr>
-      <w:bookmarkStart w:id="43" w:name="_Toc8008"/>
+      <w:bookmarkStart w:id="43" w:name="_Toc31069"/>
       <w:r>
         <w:t>Chapter 4:</w:t>
       </w:r>
@@ -7049,7 +7317,7 @@
         <w:pStyle w:val="2"/>
         <w:ind w:left="0" w:right="0"/>
       </w:pPr>
-      <w:bookmarkStart w:id="44" w:name="_Toc13707"/>
+      <w:bookmarkStart w:id="44" w:name="_Toc25139"/>
       <w:r>
         <w:t>System Design</w:t>
       </w:r>
@@ -7061,7 +7329,7 @@
         <w:ind w:left="0" w:right="0"/>
         <w:jc w:val="both"/>
       </w:pPr>
-      <w:bookmarkStart w:id="45" w:name="_Toc7390"/>
+      <w:bookmarkStart w:id="45" w:name="_Toc12273"/>
       <w:r>
         <w:t>4.1</w:t>
       </w:r>
@@ -7093,7 +7361,7 @@
         <w:ind w:left="0" w:right="0"/>
         <w:jc w:val="both"/>
       </w:pPr>
-      <w:bookmarkStart w:id="46" w:name="_Toc28731"/>
+      <w:bookmarkStart w:id="46" w:name="_Toc3751"/>
       <w:r>
         <w:t>4.1.1 Architectural Design</w:t>
       </w:r>
@@ -7165,7 +7433,7 @@
         </w:rPr>
       </w:pPr>
       <w:bookmarkStart w:id="47" w:name="_Toc26960"/>
-      <w:bookmarkStart w:id="48" w:name="_Toc25525"/>
+      <w:bookmarkStart w:id="48" w:name="_Toc16625"/>
       <w:r>
         <w:rPr>
           <w:i/>
@@ -7173,7 +7441,27 @@
           <w:sz w:val="18"/>
           <w:szCs w:val="18"/>
         </w:rPr>
-        <w:t>Figure 8: Architectural Design of MovieMagic</w:t>
+        <w:t xml:space="preserve">Figure </w:t>
+      </w:r>
+      <w:r>
+        <w:rPr>
+          <w:rFonts w:hint="default"/>
+          <w:i/>
+          <w:iCs w:val="0"/>
+          <w:sz w:val="18"/>
+          <w:szCs w:val="18"/>
+          <w:lang w:val="en-US"/>
+        </w:rPr>
+        <w:t>4.1</w:t>
+      </w:r>
+      <w:r>
+        <w:rPr>
+          <w:i/>
+          <w:iCs w:val="0"/>
+          <w:sz w:val="18"/>
+          <w:szCs w:val="18"/>
+        </w:rPr>
+        <w:t>: Architectural Design of MovieMagic</w:t>
       </w:r>
       <w:bookmarkEnd w:id="47"/>
       <w:bookmarkEnd w:id="48"/>
@@ -7683,7 +7971,7 @@
           <w:lang w:val="en-US"/>
         </w:rPr>
       </w:pPr>
-      <w:bookmarkStart w:id="49" w:name="_Toc789"/>
+      <w:bookmarkStart w:id="49" w:name="_Toc14503"/>
       <w:r>
         <w:rPr>
           <w:rFonts w:hint="default"/>
@@ -7812,9 +8100,16 @@
         </w:rPr>
       </w:pPr>
       <w:bookmarkStart w:id="50" w:name="_Toc19511"/>
-      <w:bookmarkStart w:id="51" w:name="_Toc8838"/>
+      <w:bookmarkStart w:id="51" w:name="_Toc4227"/>
       <w:r>
         <w:t xml:space="preserve">Table </w:t>
+      </w:r>
+      <w:r>
+        <w:rPr>
+          <w:rFonts w:hint="default"/>
+          <w:lang w:val="en-US"/>
+        </w:rPr>
+        <w:t>4.</w:t>
       </w:r>
       <w:r>
         <w:fldChar w:fldCharType="begin"/>
@@ -8520,9 +8815,16 @@
         <w:bidi w:val="0"/>
       </w:pPr>
       <w:bookmarkStart w:id="53" w:name="_Toc23380"/>
-      <w:bookmarkStart w:id="54" w:name="_Toc7449"/>
+      <w:bookmarkStart w:id="54" w:name="_Toc27075"/>
       <w:r>
         <w:t xml:space="preserve">Table </w:t>
+      </w:r>
+      <w:r>
+        <w:rPr>
+          <w:rFonts w:hint="default"/>
+          <w:lang w:val="en-US"/>
+        </w:rPr>
+        <w:t>4.</w:t>
       </w:r>
       <w:r>
         <w:fldChar w:fldCharType="begin"/>
@@ -8801,7 +9103,7 @@
         <w:bidi w:val="0"/>
       </w:pPr>
       <w:bookmarkStart w:id="57" w:name="_Toc11811"/>
-      <w:bookmarkStart w:id="58" w:name="_Toc29626"/>
+      <w:bookmarkStart w:id="58" w:name="_Toc15565"/>
       <w:r>
         <w:t xml:space="preserve">Table </w:t>
       </w:r>
@@ -8810,7 +9112,7 @@
           <w:rFonts w:hint="default"/>
           <w:lang w:val="en-US"/>
         </w:rPr>
-        <w:t>3</w:t>
+        <w:t>4.3</w:t>
       </w:r>
       <w:r>
         <w:t>:moviedetails</w:t>
@@ -9778,7 +10080,7 @@
         <w:bidi w:val="0"/>
       </w:pPr>
       <w:bookmarkStart w:id="59" w:name="_Toc16280"/>
-      <w:bookmarkStart w:id="60" w:name="_Toc7928"/>
+      <w:bookmarkStart w:id="60" w:name="_Toc7613"/>
       <w:r>
         <w:t xml:space="preserve">Table </w:t>
       </w:r>
@@ -9787,7 +10089,7 @@
           <w:rFonts w:hint="default"/>
           <w:lang w:val="en-US"/>
         </w:rPr>
-        <w:t>4</w:t>
+        <w:t>4.4</w:t>
       </w:r>
       <w:r>
         <w:t>:register</w:t>
@@ -10186,7 +10488,7 @@
         <w:bidi w:val="0"/>
       </w:pPr>
       <w:bookmarkStart w:id="61" w:name="_Toc9881"/>
-      <w:bookmarkStart w:id="62" w:name="_Toc22979"/>
+      <w:bookmarkStart w:id="62" w:name="_Toc18799"/>
       <w:r>
         <w:t xml:space="preserve">Table </w:t>
       </w:r>
@@ -10195,7 +10497,7 @@
           <w:rFonts w:hint="default"/>
           <w:lang w:val="en-US"/>
         </w:rPr>
-        <w:t>5</w:t>
+        <w:t>4.5</w:t>
       </w:r>
       <w:r>
         <w:t>:reviews</w:t>
@@ -10649,7 +10951,7 @@
         <w:t xml:space="preserve"> </w:t>
       </w:r>
       <w:bookmarkStart w:id="63" w:name="_Toc30763"/>
-      <w:bookmarkStart w:id="64" w:name="_Toc32484"/>
+      <w:bookmarkStart w:id="64" w:name="_Toc1220"/>
       <w:r>
         <w:t xml:space="preserve">Table </w:t>
       </w:r>
@@ -10658,7 +10960,7 @@
           <w:rFonts w:hint="default"/>
           <w:lang w:val="en-US"/>
         </w:rPr>
-        <w:t>6</w:t>
+        <w:t>4.6</w:t>
       </w:r>
       <w:r>
         <w:t>:</w:t>
@@ -11018,7 +11320,7 @@
         <w:bidi w:val="0"/>
       </w:pPr>
       <w:bookmarkStart w:id="65" w:name="_Toc9638"/>
-      <w:bookmarkStart w:id="66" w:name="_Toc15683"/>
+      <w:bookmarkStart w:id="66" w:name="_Toc22966"/>
       <w:r>
         <w:t xml:space="preserve">Table </w:t>
       </w:r>
@@ -11027,7 +11329,7 @@
           <w:rFonts w:hint="default"/>
           <w:lang w:val="en-US"/>
         </w:rPr>
-        <w:t>7</w:t>
+        <w:t>4.7</w:t>
       </w:r>
       <w:r>
         <w:t>:watchlist</w:t>
@@ -11964,7 +12266,7 @@
       <w:r>
         <w:br w:type="page"/>
       </w:r>
-      <w:bookmarkStart w:id="67" w:name="_Toc26856"/>
+      <w:bookmarkStart w:id="67" w:name="_Toc20077"/>
       <w:r>
         <w:t>Chapter 5:</w:t>
       </w:r>
@@ -11984,7 +12286,7 @@
         <w:pStyle w:val="2"/>
         <w:ind w:left="0" w:right="0"/>
       </w:pPr>
-      <w:bookmarkStart w:id="68" w:name="_Toc19643"/>
+      <w:bookmarkStart w:id="68" w:name="_Toc24381"/>
       <w:r>
         <w:t>Implementation and Testing</w:t>
       </w:r>
@@ -12006,7 +12308,7 @@
         <w:ind w:left="0" w:right="0"/>
         <w:jc w:val="both"/>
       </w:pPr>
-      <w:bookmarkStart w:id="69" w:name="_Toc20495"/>
+      <w:bookmarkStart w:id="69" w:name="_Toc19989"/>
       <w:r>
         <w:t>5.1</w:t>
       </w:r>
@@ -12047,7 +12349,7 @@
         <w:ind w:left="0" w:right="0"/>
         <w:jc w:val="both"/>
       </w:pPr>
-      <w:bookmarkStart w:id="70" w:name="_Toc11676"/>
+      <w:bookmarkStart w:id="70" w:name="_Toc5792"/>
       <w:r>
         <w:t>5.1.1</w:t>
       </w:r>
@@ -12534,7 +12836,7 @@
           <w:rFonts w:ascii="Arial" w:hAnsi="Arial" w:eastAsia="Arial" w:cs="Arial"/>
         </w:rPr>
       </w:pPr>
-      <w:bookmarkStart w:id="71" w:name="_Toc17029"/>
+      <w:bookmarkStart w:id="71" w:name="_Toc21237"/>
       <w:r>
         <w:t>Chapter 6:</w:t>
       </w:r>
@@ -12551,7 +12853,7 @@
         <w:pStyle w:val="2"/>
         <w:ind w:left="0" w:right="0"/>
       </w:pPr>
-      <w:bookmarkStart w:id="72" w:name="_Toc3728"/>
+      <w:bookmarkStart w:id="72" w:name="_Toc7303"/>
       <w:r>
         <w:t>Conclusion and Future Improvements</w:t>
       </w:r>
@@ -12563,7 +12865,7 @@
         <w:ind w:left="0" w:right="0"/>
         <w:jc w:val="both"/>
       </w:pPr>
-      <w:bookmarkStart w:id="73" w:name="_Toc4045"/>
+      <w:bookmarkStart w:id="73" w:name="_Toc17105"/>
       <w:r>
         <w:t>6.</w:t>
       </w:r>
@@ -12610,7 +12912,7 @@
         <w:ind w:left="0" w:right="0"/>
         <w:jc w:val="both"/>
       </w:pPr>
-      <w:bookmarkStart w:id="74" w:name="_Toc2794"/>
+      <w:bookmarkStart w:id="74" w:name="_Toc2785"/>
       <w:r>
         <w:t>6.</w:t>
       </w:r>
@@ -12652,8 +12954,6 @@
         <w:bidi w:val="0"/>
         <w:spacing w:line="360" w:lineRule="auto"/>
       </w:pPr>
-      <w:bookmarkStart w:id="77" w:name="_GoBack"/>
-      <w:bookmarkEnd w:id="77"/>
     </w:p>
     <w:p>
       <w:pPr>
@@ -12705,7 +13005,7 @@
           <w14:ligatures w14:val="none"/>
         </w:rPr>
       </w:pPr>
-      <w:bookmarkStart w:id="75" w:name="_Toc20553"/>
+      <w:bookmarkStart w:id="75" w:name="_Toc30228"/>
       <w:r>
         <w:rPr>
           <w:bCs/>
@@ -12736,7 +13036,7 @@
           <w:pPr>
             <w:pStyle w:val="2"/>
           </w:pPr>
-          <w:bookmarkStart w:id="76" w:name="_Toc631"/>
+          <w:bookmarkStart w:id="76" w:name="_Toc19910"/>
           <w:r>
             <w:t>Bibliography</w:t>
           </w:r>
@@ -15532,7 +15832,7 @@
     <w:lsdException w:uiPriority="99" w:name="HTML Sample"/>
     <w:lsdException w:uiPriority="99" w:name="HTML Typewriter"/>
     <w:lsdException w:uiPriority="99" w:name="HTML Variable"/>
-    <w:lsdException w:uiPriority="99" w:name="Normal Table"/>
+    <w:lsdException w:qFormat="1" w:uiPriority="99" w:name="Normal Table"/>
     <w:lsdException w:uiPriority="99" w:name="annotation subject"/>
     <w:lsdException w:uiPriority="99" w:name="Table Simple 1"/>
     <w:lsdException w:uiPriority="99" w:name="Table Simple 2"/>
@@ -15853,6 +16153,7 @@
     <w:name w:val="Normal Table"/>
     <w:semiHidden/>
     <w:unhideWhenUsed/>
+    <w:qFormat/>
     <w:uiPriority w:val="99"/>
     <w:tblPr>
       <w:tblCellMar>

--- a/Mid Defence.docx
+++ b/Mid Defence.docx
@@ -3658,8 +3658,8 @@
           <w:szCs w:val="32"/>
         </w:rPr>
       </w:pPr>
-      <w:bookmarkStart w:id="7" w:name="_Toc165504758"/>
-      <w:bookmarkStart w:id="8" w:name="_Toc25600"/>
+      <w:bookmarkStart w:id="7" w:name="_Toc25600"/>
+      <w:bookmarkStart w:id="8" w:name="_Toc165504758"/>
       <w:r>
         <w:rPr>
           <w:color w:val="auto"/>
@@ -3669,8 +3669,6 @@
       </w:r>
       <w:bookmarkEnd w:id="7"/>
       <w:bookmarkEnd w:id="8"/>
-      <w:bookmarkStart w:id="77" w:name="_GoBack"/>
-      <w:bookmarkEnd w:id="77"/>
     </w:p>
     <w:p>
       <w:pPr>
@@ -6290,6 +6288,7 @@
         <w:ind w:left="0"/>
         <w:outlineLvl w:val="4"/>
       </w:pPr>
+      <w:bookmarkStart w:id="77" w:name="_GoBack"/>
       <w:r>
         <w:rPr>
           <w:szCs w:val="24"/>
@@ -6343,6 +6342,7 @@
           </wp:inline>
         </w:drawing>
       </w:r>
+      <w:bookmarkEnd w:id="77"/>
     </w:p>
     <w:p>
       <w:pPr>
@@ -6356,8 +6356,8 @@
           <w:szCs w:val="18"/>
         </w:rPr>
       </w:pPr>
-      <w:bookmarkStart w:id="33" w:name="_Toc8763"/>
-      <w:bookmarkStart w:id="34" w:name="_Toc15879"/>
+      <w:bookmarkStart w:id="33" w:name="_Toc15879"/>
+      <w:bookmarkStart w:id="34" w:name="_Toc8763"/>
       <w:r>
         <w:rPr>
           <w:i/>
@@ -6986,8 +6986,8 @@
           <w:szCs w:val="18"/>
         </w:rPr>
       </w:pPr>
-      <w:bookmarkStart w:id="38" w:name="_Toc18768"/>
-      <w:bookmarkStart w:id="39" w:name="_Toc1057"/>
+      <w:bookmarkStart w:id="38" w:name="_Toc1057"/>
+      <w:bookmarkStart w:id="39" w:name="_Toc18768"/>
       <w:r>
         <w:rPr>
           <w:i/>
@@ -7238,8 +7238,8 @@
           <w:szCs w:val="11"/>
         </w:rPr>
       </w:pPr>
-      <w:bookmarkStart w:id="41" w:name="_Toc2409"/>
-      <w:bookmarkStart w:id="42" w:name="_Toc18416"/>
+      <w:bookmarkStart w:id="41" w:name="_Toc18416"/>
+      <w:bookmarkStart w:id="42" w:name="_Toc2409"/>
       <w:r>
         <w:rPr>
           <w:i/>
@@ -9102,8 +9102,8 @@
         <w:pStyle w:val="7"/>
         <w:bidi w:val="0"/>
       </w:pPr>
-      <w:bookmarkStart w:id="57" w:name="_Toc11811"/>
-      <w:bookmarkStart w:id="58" w:name="_Toc15565"/>
+      <w:bookmarkStart w:id="57" w:name="_Toc15565"/>
+      <w:bookmarkStart w:id="58" w:name="_Toc11811"/>
       <w:r>
         <w:t xml:space="preserve">Table </w:t>
       </w:r>
@@ -11319,8 +11319,8 @@
         <w:pStyle w:val="7"/>
         <w:bidi w:val="0"/>
       </w:pPr>
-      <w:bookmarkStart w:id="65" w:name="_Toc9638"/>
-      <w:bookmarkStart w:id="66" w:name="_Toc22966"/>
+      <w:bookmarkStart w:id="65" w:name="_Toc22966"/>
+      <w:bookmarkStart w:id="66" w:name="_Toc9638"/>
       <w:r>
         <w:t xml:space="preserve">Table </w:t>
       </w:r>
@@ -16714,6 +16714,7 @@
     <w:basedOn w:val="1"/>
     <w:next w:val="1"/>
     <w:unhideWhenUsed/>
+    <w:qFormat/>
     <w:uiPriority w:val="37"/>
   </w:style>
 </w:styles>
